--- a/ind/docx/52.content.docx
+++ b/ind/docx/52.content.docx
@@ -136,13 +136,6 @@
         <w:rPr>
           <w:lang w:val="id_ID" w:bidi="id_ID"/>
         </w:rPr>
-      </w:r>
-      <w:r>
-        <w:rPr>
-          <w:i/>
-          <w:lang w:val="id_ID" w:bidi="id_ID"/>
-        </w:rPr>
-        <w:t>1 Tesalonika 1:3, 1 Tesalonika 1:5, 1 Tesalonika 1:6, 1 Tesalonika 1:6 (#2), 1 Tesalonika 1:8, 1 Tesalonika 1:9, 1 Tesalonika 1:10, 1 Tesalonika 1:10 (#2), 1 Tesalonika 2:2, 1 Tesalonika 2:4, 1 Tesalonika 2:5–6, 1 Tesalonika 2:7–8, 1 Tesalonika 2:9, 1 Tesalonika 2:11, 1 Tesalonika 2:12, 1 Tesalonika 2:13, 1 Tesalonika 2:14–16, 1 Tesalonika 2:17–18, 1 Tesalonika 2:19–20, 1 Tesalonika 3:1–2, 1 Tesalonika 3:3, 1 Tesalonika 3:5, 1 Tesalonika 3:6–7, 1 Tesalonika 3:8, 1 Tesalonika 3:10, 1 Tesalonika 3:12, 1 Tesalonika 3:13, 1 Tesalonika 4:1–2, 1 Tesalonika 4:3, 1 Tesalonika 4:4, 1 Tesalonika 4:6, 1 Tesalonika 4:8, 1 Tesalonika 4:9–10, 1 Tesalonika 4:11–12, 1 Tesalonika 4:13, 1 Tesalonika 4:14, 1 Tesalonika 4:16, 1 Tesalonika 4:16–17, 1 Tesalonika 4:17, 1 Tesalonika 4:18, 1 Tesalonika 5:2, 1 Tesalonika 5:3, 1 Tesalonika 5:4–5, 1 Tesalonika 5:6, 1 Tesalonika 5:9, 1 Tesalonika 5:12–13, 1 Tesalonika 5:15, 1 Tesalonika 5:18, 1 Tesalonika 5:20–21, 1 Tesalonika 5:23, 1 Tesalonika 5:28</w:t>
       </w:r>
       <w:r>
         <w:rPr>

--- a/ind/docx/52.content.docx
+++ b/ind/docx/52.content.docx
@@ -123,19 +123,6 @@
           <w:lang w:val="id_ID" w:bidi="id_ID"/>
         </w:rPr>
         <w:t>1TH</w:t>
-      </w:r>
-      <w:r>
-        <w:rPr>
-          <w:lang w:val="id_ID" w:bidi="id_ID"/>
-        </w:rPr>
-      </w:r>
-    </w:p>
-    <w:p>
-      <w:pPr/>
-      <w:r>
-        <w:rPr>
-          <w:lang w:val="id_ID" w:bidi="id_ID"/>
-        </w:rPr>
       </w:r>
       <w:r>
         <w:rPr>

--- a/ind/docx/52.content.docx
+++ b/ind/docx/52.content.docx
@@ -19,7 +19,7 @@
         <w:rPr>
           <w:lang w:val="id_ID" w:bidi="id_ID"/>
         </w:rPr>
-        <w:t>Resource: Pertanyaan Terjemahan (unfoldingWord)</w:t>
+        <w:t>Resource: unfoldingWord® Translation Questions</w:t>
       </w:r>
       <w:r>
         <w:rPr>
@@ -85,7 +85,7 @@
         <w:rPr>
           <w:lang w:val="id_ID" w:bidi="id_ID"/>
         </w:rPr>
-        <w:t>Pertanyaan Terjemahan (unfoldingWord)</w:t>
+        <w:t>unfoldingWord® Translation Questions</w:t>
       </w:r>
     </w:p>
     <w:p>
